--- a/backend/templates/card/card_template.docx
+++ b/backend/templates/card/card_template.docx
@@ -16,12 +16,12 @@
               <wp:anchor distT="45720" distB="45720" distL="114300" distR="114300" simplePos="0" relativeHeight="251668480" behindDoc="0" locked="0" layoutInCell="1" allowOverlap="1" wp14:anchorId="3892906F" wp14:editId="69BBCEC9">
                 <wp:simplePos x="0" y="0"/>
                 <wp:positionH relativeFrom="column">
-                  <wp:posOffset>457200</wp:posOffset>
+                  <wp:posOffset>571500</wp:posOffset>
                 </wp:positionH>
                 <wp:positionV relativeFrom="paragraph">
-                  <wp:posOffset>285380</wp:posOffset>
+                  <wp:posOffset>84455</wp:posOffset>
                 </wp:positionV>
-                <wp:extent cx="1370965" cy="1404620"/>
+                <wp:extent cx="1142365" cy="1001395"/>
                 <wp:effectExtent l="0" t="0" r="0" b="0"/>
                 <wp:wrapSquare wrapText="bothSides"/>
                 <wp:docPr id="10" name="Text Box 2"/>
@@ -37,7 +37,7 @@
                       <wps:spPr bwMode="auto">
                         <a:xfrm>
                           <a:off x="0" y="0"/>
-                          <a:ext cx="1370965" cy="1404620"/>
+                          <a:ext cx="1142365" cy="1001395"/>
                         </a:xfrm>
                         <a:prstGeom prst="rect">
                           <a:avLst/>
@@ -100,7 +100,7 @@
                   <wp14:pctWidth>0</wp14:pctWidth>
                 </wp14:sizeRelH>
                 <wp14:sizeRelV relativeFrom="margin">
-                  <wp14:pctHeight>20000</wp14:pctHeight>
+                  <wp14:pctHeight>0</wp14:pctHeight>
                 </wp14:sizeRelV>
               </wp:anchor>
             </w:drawing>
@@ -111,7 +111,7 @@
                 <v:stroke joinstyle="miter"/>
                 <v:path gradientshapeok="t" o:connecttype="rect"/>
               </v:shapetype>
-              <v:shape id="Text Box 2" o:spid="_x0000_s1026" type="#_x0000_t202" style="position:absolute;left:0;text-align:left;margin-left:36pt;margin-top:22.45pt;width:107.95pt;height:110.6pt;z-index:251668480;visibility:visible;mso-wrap-style:square;mso-width-percent:0;mso-height-percent:200;mso-wrap-distance-left:9pt;mso-wrap-distance-top:3.6pt;mso-wrap-distance-right:9pt;mso-wrap-distance-bottom:3.6pt;mso-position-horizontal:absolute;mso-position-horizontal-relative:text;mso-position-vertical:absolute;mso-position-vertical-relative:text;mso-width-percent:0;mso-height-percent:200;mso-width-relative:margin;mso-height-relative:margin;v-text-anchor:top" o:gfxdata="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" filled="f" stroked="f">
+              <v:shape id="Text Box 2" o:spid="_x0000_s1026" type="#_x0000_t202" style="position:absolute;left:0;text-align:left;margin-left:45pt;margin-top:6.65pt;width:89.95pt;height:78.85pt;z-index:251668480;visibility:visible;mso-wrap-style:square;mso-width-percent:0;mso-height-percent:0;mso-wrap-distance-left:9pt;mso-wrap-distance-top:3.6pt;mso-wrap-distance-right:9pt;mso-wrap-distance-bottom:3.6pt;mso-position-horizontal:absolute;mso-position-horizontal-relative:text;mso-position-vertical:absolute;mso-position-vertical-relative:text;mso-width-percent:0;mso-height-percent:0;mso-width-relative:margin;mso-height-relative:margin;v-text-anchor:top" o:gfxdata="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" filled="f" stroked="f">
                 <v:textbox style="mso-fit-shape-to-text:t">
                   <w:txbxContent>
                     <w:p>
@@ -123,7 +123,6 @@
                           <w:sz w:val="16"/>
                         </w:rPr>
                       </w:pPr>
-                      <w:bookmarkStart w:id="1" w:name="_GoBack"/>
                       <w:r>
                         <w:rPr>
                           <w:rFonts w:ascii="Arial" w:hAnsi="Arial" w:cs="Arial"/>
@@ -150,7 +149,6 @@
                         </w:rPr>
                         <w:t xml:space="preserve"> }}</w:t>
                       </w:r>
-                      <w:bookmarkEnd w:id="1"/>
                     </w:p>
                   </w:txbxContent>
                 </v:textbox>
@@ -322,16 +320,16 @@
         <mc:AlternateContent>
           <mc:Choice Requires="wps">
             <w:drawing>
-              <wp:anchor distT="45720" distB="45720" distL="114300" distR="114300" simplePos="0" relativeHeight="251666432" behindDoc="0" locked="0" layoutInCell="1" allowOverlap="1" wp14:anchorId="06AEABE6" wp14:editId="76054B4D">
+              <wp:anchor distT="45720" distB="45720" distL="114300" distR="114300" simplePos="0" relativeHeight="251666432" behindDoc="0" locked="0" layoutInCell="1" allowOverlap="1" wp14:anchorId="39E2F4C4" wp14:editId="52D4E62F">
                 <wp:simplePos x="0" y="0"/>
                 <wp:positionH relativeFrom="column">
-                  <wp:posOffset>-611822</wp:posOffset>
+                  <wp:posOffset>-900430</wp:posOffset>
                 </wp:positionH>
                 <wp:positionV relativeFrom="paragraph">
-                  <wp:posOffset>153259</wp:posOffset>
+                  <wp:posOffset>208915</wp:posOffset>
                 </wp:positionV>
-                <wp:extent cx="1664315" cy="338455"/>
-                <wp:effectExtent l="0" t="0" r="0" b="0"/>
+                <wp:extent cx="2240280" cy="338455"/>
+                <wp:effectExtent l="0" t="0" r="6033" b="0"/>
                 <wp:wrapNone/>
                 <wp:docPr id="217" name="Text Box 2"/>
                 <wp:cNvGraphicFramePr>
@@ -346,7 +344,7 @@
                       <wps:spPr bwMode="auto">
                         <a:xfrm rot="16200000">
                           <a:off x="0" y="0"/>
-                          <a:ext cx="1664315" cy="338455"/>
+                          <a:ext cx="2240280" cy="338455"/>
                         </a:xfrm>
                         <a:prstGeom prst="rect">
                           <a:avLst/>
@@ -376,6 +374,14 @@
                                 <w:color w:val="FFFFFF" w:themeColor="background1"/>
                               </w:rPr>
                               <w:t>Pakistan International</w:t>
+                            </w:r>
+                            <w:r>
+                              <w:rPr>
+                                <w:rFonts w:ascii="Arial" w:hAnsi="Arial" w:cs="Arial"/>
+                                <w:b/>
+                                <w:color w:val="FFFFFF" w:themeColor="background1"/>
+                              </w:rPr>
+                              <w:t xml:space="preserve"> Airlines</w:t>
                             </w:r>
                           </w:p>
                         </w:txbxContent>
@@ -397,11 +403,11 @@
           </mc:Choice>
           <mc:Fallback>
             <w:pict>
-              <v:shapetype w14:anchorId="06AEABE6" id="_x0000_t202" coordsize="21600,21600" o:spt="202" path="m,l,21600r21600,l21600,xe">
+              <v:shapetype w14:anchorId="39E2F4C4" id="_x0000_t202" coordsize="21600,21600" o:spt="202" path="m,l,21600r21600,l21600,xe">
                 <v:stroke joinstyle="miter"/>
                 <v:path gradientshapeok="t" o:connecttype="rect"/>
               </v:shapetype>
-              <v:shape id="_x0000_s1027" type="#_x0000_t202" style="position:absolute;margin-left:-48.15pt;margin-top:12.05pt;width:131.05pt;height:26.65pt;rotation:-90;z-index:251666432;visibility:visible;mso-wrap-style:square;mso-width-percent:0;mso-height-percent:0;mso-wrap-distance-left:9pt;mso-wrap-distance-top:3.6pt;mso-wrap-distance-right:9pt;mso-wrap-distance-bottom:3.6pt;mso-position-horizontal:absolute;mso-position-horizontal-relative:text;mso-position-vertical:absolute;mso-position-vertical-relative:text;mso-width-percent:0;mso-height-percent:0;mso-width-relative:margin;mso-height-relative:margin;v-text-anchor:top" o:gfxdata="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" filled="f" stroked="f">
+              <v:shape id="_x0000_s1027" type="#_x0000_t202" style="position:absolute;margin-left:-70.9pt;margin-top:16.45pt;width:176.4pt;height:26.65pt;rotation:-90;z-index:251666432;visibility:visible;mso-wrap-style:square;mso-width-percent:0;mso-height-percent:0;mso-wrap-distance-left:9pt;mso-wrap-distance-top:3.6pt;mso-wrap-distance-right:9pt;mso-wrap-distance-bottom:3.6pt;mso-position-horizontal:absolute;mso-position-horizontal-relative:text;mso-position-vertical:absolute;mso-position-vertical-relative:text;mso-width-percent:0;mso-height-percent:0;mso-width-relative:margin;mso-height-relative:margin;v-text-anchor:top" o:gfxdata="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" filled="f" stroked="f">
                 <v:textbox>
                   <w:txbxContent>
                     <w:p>
@@ -419,6 +425,14 @@
                           <w:color w:val="FFFFFF" w:themeColor="background1"/>
                         </w:rPr>
                         <w:t>Pakistan International</w:t>
+                      </w:r>
+                      <w:r>
+                        <w:rPr>
+                          <w:rFonts w:ascii="Arial" w:hAnsi="Arial" w:cs="Arial"/>
+                          <w:b/>
+                          <w:color w:val="FFFFFF" w:themeColor="background1"/>
+                        </w:rPr>
+                        <w:t xml:space="preserve"> Airlines</w:t>
                       </w:r>
                     </w:p>
                   </w:txbxContent>
@@ -440,12 +454,12 @@
               <wp:anchor distT="45720" distB="45720" distL="114300" distR="114300" simplePos="0" relativeHeight="251667455" behindDoc="0" locked="0" layoutInCell="1" allowOverlap="1" wp14:anchorId="1C0CB50C" wp14:editId="2E8A50F2">
                 <wp:simplePos x="0" y="0"/>
                 <wp:positionH relativeFrom="column">
-                  <wp:posOffset>457200</wp:posOffset>
+                  <wp:posOffset>460375</wp:posOffset>
                 </wp:positionH>
                 <wp:positionV relativeFrom="paragraph">
-                  <wp:posOffset>346411</wp:posOffset>
+                  <wp:posOffset>344170</wp:posOffset>
                 </wp:positionV>
-                <wp:extent cx="1370965" cy="1404620"/>
+                <wp:extent cx="1367790" cy="1404620"/>
                 <wp:effectExtent l="0" t="0" r="0" b="0"/>
                 <wp:wrapSquare wrapText="bothSides"/>
                 <wp:docPr id="9" name="Text Box 2"/>
@@ -461,7 +475,7 @@
                       <wps:spPr bwMode="auto">
                         <a:xfrm>
                           <a:off x="0" y="0"/>
-                          <a:ext cx="1370965" cy="1404620"/>
+                          <a:ext cx="1367790" cy="1404620"/>
                         </a:xfrm>
                         <a:prstGeom prst="rect">
                           <a:avLst/>
@@ -478,6 +492,7 @@
                         <w:txbxContent>
                           <w:p>
                             <w:pPr>
+                              <w:spacing w:after="80"/>
                               <w:jc w:val="center"/>
                               <w:rPr>
                                 <w:rFonts w:ascii="Arial" w:hAnsi="Arial" w:cs="Arial"/>
@@ -514,6 +529,7 @@
                           </w:p>
                           <w:p>
                             <w:pPr>
+                              <w:spacing w:after="80"/>
                               <w:jc w:val="center"/>
                               <w:rPr>
                                 <w:rFonts w:ascii="Arial" w:hAnsi="Arial" w:cs="Arial"/>
@@ -532,6 +548,7 @@
                           </w:p>
                           <w:p>
                             <w:pPr>
+                              <w:spacing w:after="80"/>
                               <w:jc w:val="center"/>
                               <w:rPr>
                                 <w:rFonts w:ascii="Arial" w:hAnsi="Arial" w:cs="Arial"/>
@@ -603,15 +620,12 @@
           </mc:Choice>
           <mc:Fallback>
             <w:pict>
-              <v:shapetype w14:anchorId="1C0CB50C" id="_x0000_t202" coordsize="21600,21600" o:spt="202" path="m,l,21600r21600,l21600,xe">
-                <v:stroke joinstyle="miter"/>
-                <v:path gradientshapeok="t" o:connecttype="rect"/>
-              </v:shapetype>
-              <v:shape id="_x0000_s1028" type="#_x0000_t202" style="position:absolute;margin-left:36pt;margin-top:27.3pt;width:107.95pt;height:110.6pt;z-index:251667455;visibility:visible;mso-wrap-style:square;mso-width-percent:0;mso-height-percent:200;mso-wrap-distance-left:9pt;mso-wrap-distance-top:3.6pt;mso-wrap-distance-right:9pt;mso-wrap-distance-bottom:3.6pt;mso-position-horizontal:absolute;mso-position-horizontal-relative:text;mso-position-vertical:absolute;mso-position-vertical-relative:text;mso-width-percent:0;mso-height-percent:200;mso-width-relative:margin;mso-height-relative:margin;v-text-anchor:top" o:gfxdata="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" filled="f" stroked="f">
+              <v:shape w14:anchorId="1C0CB50C" id="_x0000_s1028" type="#_x0000_t202" style="position:absolute;margin-left:36.25pt;margin-top:27.1pt;width:107.7pt;height:110.6pt;z-index:251667455;visibility:visible;mso-wrap-style:square;mso-width-percent:0;mso-height-percent:200;mso-wrap-distance-left:9pt;mso-wrap-distance-top:3.6pt;mso-wrap-distance-right:9pt;mso-wrap-distance-bottom:3.6pt;mso-position-horizontal:absolute;mso-position-horizontal-relative:text;mso-position-vertical:absolute;mso-position-vertical-relative:text;mso-width-percent:0;mso-height-percent:200;mso-width-relative:margin;mso-height-relative:margin;v-text-anchor:top" o:gfxdata="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" filled="f" stroked="f">
                 <v:textbox style="mso-fit-shape-to-text:t">
                   <w:txbxContent>
                     <w:p>
                       <w:pPr>
+                        <w:spacing w:after="80"/>
                         <w:jc w:val="center"/>
                         <w:rPr>
                           <w:rFonts w:ascii="Arial" w:hAnsi="Arial" w:cs="Arial"/>
@@ -648,6 +662,7 @@
                     </w:p>
                     <w:p>
                       <w:pPr>
+                        <w:spacing w:after="80"/>
                         <w:jc w:val="center"/>
                         <w:rPr>
                           <w:rFonts w:ascii="Arial" w:hAnsi="Arial" w:cs="Arial"/>
@@ -666,6 +681,7 @@
                     </w:p>
                     <w:p>
                       <w:pPr>
+                        <w:spacing w:after="80"/>
                         <w:jc w:val="center"/>
                         <w:rPr>
                           <w:rFonts w:ascii="Arial" w:hAnsi="Arial" w:cs="Arial"/>
@@ -963,8 +979,6 @@
                               </w:rPr>
                               <w:t xml:space="preserve">Department:: </w:t>
                             </w:r>
-                            <w:bookmarkStart w:id="0" w:name="_GoBack"/>
-                            <w:bookmarkEnd w:id="0"/>
                             <w:r>
                               <w:rPr>
                                 <w:rFonts w:ascii="Arial" w:hAnsi="Arial" w:cs="Arial"/>
@@ -1249,11 +1263,7 @@
           </mc:Choice>
           <mc:Fallback>
             <w:pict>
-              <v:shapetype w14:anchorId="7C55F683" id="_x0000_t202" coordsize="21600,21600" o:spt="202" path="m,l,21600r21600,l21600,xe">
-                <v:stroke joinstyle="miter"/>
-                <v:path gradientshapeok="t" o:connecttype="rect"/>
-              </v:shapetype>
-              <v:shape id="_x0000_s1029" type="#_x0000_t202" style="position:absolute;left:0;text-align:left;margin-left:26.8pt;margin-top:4.55pt;width:126.15pt;height:110.6pt;z-index:251674624;visibility:visible;mso-wrap-style:square;mso-width-percent:0;mso-height-percent:200;mso-wrap-distance-left:9pt;mso-wrap-distance-top:3.6pt;mso-wrap-distance-right:9pt;mso-wrap-distance-bottom:3.6pt;mso-position-horizontal:absolute;mso-position-horizontal-relative:text;mso-position-vertical:absolute;mso-position-vertical-relative:text;mso-width-percent:0;mso-height-percent:200;mso-width-relative:margin;mso-height-relative:margin;v-text-anchor:top" o:gfxdata="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" filled="f" stroked="f">
+              <v:shape w14:anchorId="7C55F683" id="_x0000_s1029" type="#_x0000_t202" style="position:absolute;left:0;text-align:left;margin-left:26.8pt;margin-top:4.55pt;width:126.15pt;height:110.6pt;z-index:251674624;visibility:visible;mso-wrap-style:square;mso-width-percent:0;mso-height-percent:200;mso-wrap-distance-left:9pt;mso-wrap-distance-top:3.6pt;mso-wrap-distance-right:9pt;mso-wrap-distance-bottom:3.6pt;mso-position-horizontal:absolute;mso-position-horizontal-relative:text;mso-position-vertical:absolute;mso-position-vertical-relative:text;mso-width-percent:0;mso-height-percent:200;mso-width-relative:margin;mso-height-relative:margin;v-text-anchor:top" o:gfxdata="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" filled="f" stroked="f">
                 <v:textbox style="mso-fit-shape-to-text:t">
                   <w:txbxContent>
                     <w:p>
@@ -1370,8 +1380,6 @@
                         </w:rPr>
                         <w:t xml:space="preserve">Department:: </w:t>
                       </w:r>
-                      <w:bookmarkStart w:id="1" w:name="_GoBack"/>
-                      <w:bookmarkEnd w:id="1"/>
                       <w:r>
                         <w:rPr>
                           <w:rFonts w:ascii="Arial" w:hAnsi="Arial" w:cs="Arial"/>
@@ -1735,6 +1743,8 @@
           <w:rStyle w:val="PlaceholderText"/>
         </w:rPr>
       </w:pPr>
+      <w:bookmarkStart w:id="0" w:name="_GoBack"/>
+      <w:bookmarkEnd w:id="0"/>
     </w:p>
     <w:p>
       <w:pPr>
@@ -1747,18 +1757,18 @@
         <mc:AlternateContent>
           <mc:Choice Requires="wps">
             <w:drawing>
-              <wp:anchor distT="45720" distB="45720" distL="114300" distR="114300" simplePos="0" relativeHeight="251673600" behindDoc="0" locked="0" layoutInCell="1" allowOverlap="1" wp14:anchorId="6BC29C43" wp14:editId="23F19C05">
+              <wp:anchor distT="45720" distB="45720" distL="114300" distR="114300" simplePos="0" relativeHeight="251676672" behindDoc="0" locked="0" layoutInCell="1" allowOverlap="1" wp14:anchorId="6EE6D608" wp14:editId="28ADEF9D">
                 <wp:simplePos x="0" y="0"/>
                 <wp:positionH relativeFrom="column">
-                  <wp:posOffset>-635007</wp:posOffset>
+                  <wp:posOffset>-963814</wp:posOffset>
                 </wp:positionH>
                 <wp:positionV relativeFrom="paragraph">
-                  <wp:posOffset>171235</wp:posOffset>
+                  <wp:posOffset>149180</wp:posOffset>
                 </wp:positionV>
-                <wp:extent cx="1664315" cy="292120"/>
-                <wp:effectExtent l="0" t="0" r="0" b="0"/>
+                <wp:extent cx="2240280" cy="226875"/>
+                <wp:effectExtent l="0" t="0" r="4763" b="0"/>
                 <wp:wrapNone/>
-                <wp:docPr id="14" name="Text Box 2"/>
+                <wp:docPr id="2" name="Text Box 2"/>
                 <wp:cNvGraphicFramePr>
                   <a:graphicFrameLocks xmlns:a="http://schemas.openxmlformats.org/drawingml/2006/main"/>
                 </wp:cNvGraphicFramePr>
@@ -1771,7 +1781,7 @@
                       <wps:spPr bwMode="auto">
                         <a:xfrm rot="16200000">
                           <a:off x="0" y="0"/>
-                          <a:ext cx="1664315" cy="292120"/>
+                          <a:ext cx="2240280" cy="226875"/>
                         </a:xfrm>
                         <a:prstGeom prst="rect">
                           <a:avLst/>
@@ -1801,6 +1811,14 @@
                                 <w:color w:val="FFFFFF" w:themeColor="background1"/>
                               </w:rPr>
                               <w:t>Pakistan International</w:t>
+                            </w:r>
+                            <w:r>
+                              <w:rPr>
+                                <w:rFonts w:ascii="Arial" w:hAnsi="Arial" w:cs="Arial"/>
+                                <w:b/>
+                                <w:color w:val="FFFFFF" w:themeColor="background1"/>
+                              </w:rPr>
+                              <w:t xml:space="preserve"> Airlines</w:t>
                             </w:r>
                           </w:p>
                         </w:txbxContent>
@@ -1822,7 +1840,7 @@
           </mc:Choice>
           <mc:Fallback>
             <w:pict>
-              <v:shape w14:anchorId="6BC29C43" id="_x0000_s1030" type="#_x0000_t202" style="position:absolute;margin-left:-50pt;margin-top:13.5pt;width:131.05pt;height:23pt;rotation:-90;z-index:251673600;visibility:visible;mso-wrap-style:square;mso-width-percent:0;mso-height-percent:0;mso-wrap-distance-left:9pt;mso-wrap-distance-top:3.6pt;mso-wrap-distance-right:9pt;mso-wrap-distance-bottom:3.6pt;mso-position-horizontal:absolute;mso-position-horizontal-relative:text;mso-position-vertical:absolute;mso-position-vertical-relative:text;mso-width-percent:0;mso-height-percent:0;mso-width-relative:margin;mso-height-relative:margin;v-text-anchor:top" o:gfxdata="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" filled="f" stroked="f">
+              <v:shape w14:anchorId="6EE6D608" id="_x0000_s1030" type="#_x0000_t202" style="position:absolute;margin-left:-75.9pt;margin-top:11.75pt;width:176.4pt;height:17.85pt;rotation:-90;z-index:251676672;visibility:visible;mso-wrap-style:square;mso-width-percent:0;mso-height-percent:0;mso-wrap-distance-left:9pt;mso-wrap-distance-top:3.6pt;mso-wrap-distance-right:9pt;mso-wrap-distance-bottom:3.6pt;mso-position-horizontal:absolute;mso-position-horizontal-relative:text;mso-position-vertical:absolute;mso-position-vertical-relative:text;mso-width-percent:0;mso-height-percent:0;mso-width-relative:margin;mso-height-relative:margin;v-text-anchor:top" o:gfxdata="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" filled="f" stroked="f">
                 <v:textbox>
                   <w:txbxContent>
                     <w:p>
@@ -1840,6 +1858,14 @@
                           <w:color w:val="FFFFFF" w:themeColor="background1"/>
                         </w:rPr>
                         <w:t>Pakistan International</w:t>
+                      </w:r>
+                      <w:r>
+                        <w:rPr>
+                          <w:rFonts w:ascii="Arial" w:hAnsi="Arial" w:cs="Arial"/>
+                          <w:b/>
+                          <w:color w:val="FFFFFF" w:themeColor="background1"/>
+                        </w:rPr>
+                        <w:t xml:space="preserve"> Airlines</w:t>
                       </w:r>
                     </w:p>
                   </w:txbxContent>
@@ -2782,7 +2808,7 @@
 </file>
 
 <file path=customXml/itemProps1.xml><?xml version="1.0" encoding="utf-8"?>
-<ds:datastoreItem xmlns:ds="http://schemas.openxmlformats.org/officeDocument/2006/customXml" ds:itemID="{3D810694-DF28-4208-8860-3DCA90CB5735}">
+<ds:datastoreItem xmlns:ds="http://schemas.openxmlformats.org/officeDocument/2006/customXml" ds:itemID="{4BE0CC46-7C1A-4348-8A50-103527C0A7B1}">
   <ds:schemaRefs>
     <ds:schemaRef ds:uri="http://schemas.openxmlformats.org/officeDocument/2006/bibliography"/>
   </ds:schemaRefs>
